--- a/output/pmx100_sra_final.docx
+++ b/output/pmx100_sra_final.docx
@@ -20,7 +20,7 @@
           <w:i/>
           <w:iCs/>
         </w:rPr>
-        <w:t xml:space="preserve">Generated 2026-09-10 18:35 UTC · 3 entries · 0 parse-error entries</w:t>
+        <w:t xml:space="preserve">Generated 2026-09-13 16:41 UTC · 2 entries · 0 parse-error entries</w:t>
       </w:r>
     </w:p>
     <w:bookmarkStart w:id="9" w:name="summary"/>
@@ -88,7 +88,7 @@
               <w:pStyle w:val="Compact"/>
             </w:pPr>
             <w:r>
-              <w:t xml:space="preserve">3</w:t>
+              <w:t xml:space="preserve">2</w:t>
             </w:r>
           </w:p>
         </w:tc>
@@ -112,7 +112,7 @@
               <w:pStyle w:val="Compact"/>
             </w:pPr>
             <w:r>
-              <w:t xml:space="preserve">0</w:t>
+              <w:t xml:space="preserve">1</w:t>
             </w:r>
           </w:p>
         </w:tc>
@@ -136,7 +136,7 @@
               <w:pStyle w:val="Compact"/>
             </w:pPr>
             <w:r>
-              <w:t xml:space="preserve">3</w:t>
+              <w:t xml:space="preserve">1</w:t>
             </w:r>
           </w:p>
         </w:tc>
@@ -184,7 +184,7 @@
               <w:pStyle w:val="Compact"/>
             </w:pPr>
             <w:r>
-              <w:t xml:space="preserve">2</w:t>
+              <w:t xml:space="preserve">1</w:t>
             </w:r>
           </w:p>
         </w:tc>
@@ -304,7 +304,7 @@
               <w:pStyle w:val="Compact"/>
             </w:pPr>
             <w:r>
-              <w:t xml:space="preserve">3</w:t>
+              <w:t xml:space="preserve">2</w:t>
             </w:r>
           </w:p>
         </w:tc>
@@ -352,7 +352,7 @@
               <w:pStyle w:val="Compact"/>
             </w:pPr>
             <w:r>
-              <w:t xml:space="preserve">5.5</w:t>
+              <w:t xml:space="preserve">4.5</w:t>
             </w:r>
           </w:p>
         </w:tc>
@@ -535,7 +535,7 @@
               <w:pStyle w:val="Compact"/>
             </w:pPr>
             <w:r>
-              <w:t xml:space="preserve">P1</w:t>
+              <w:t xml:space="preserve">P0</w:t>
             </w:r>
           </w:p>
         </w:tc>
@@ -568,73 +568,7 @@
               <w:pStyle w:val="Compact"/>
             </w:pPr>
             <w:r>
-              <w:t xml:space="preserve">2wk</w:t>
-            </w:r>
-          </w:p>
-        </w:tc>
-      </w:tr>
-      <w:tr>
-        <w:tc>
-          <w:tcPr/>
-          <w:p>
-            <w:pPr>
-              <w:pStyle w:val="Compact"/>
-            </w:pPr>
-            <w:r>
-              <w:rPr>
-                <w:rStyle w:val="VerbatimChar"/>
-              </w:rPr>
-              <w:t xml:space="preserve">DF-EMR-T</w:t>
-            </w:r>
-            <w:r>
-              <w:t xml:space="preserve"> </w:t>
-            </w:r>
-            <w:r>
-              <w:t xml:space="preserve">— Man-in-the-middle HL7/FHIR replay</w:t>
-            </w:r>
-          </w:p>
-        </w:tc>
-        <w:tc>
-          <w:tcPr/>
-          <w:p>
-            <w:pPr>
-              <w:pStyle w:val="Compact"/>
-            </w:pPr>
-            <w:r>
-              <w:t xml:space="preserve">P1</w:t>
-            </w:r>
-          </w:p>
-        </w:tc>
-        <w:tc>
-          <w:tcPr/>
-          <w:p>
-            <w:pPr>
-              <w:pStyle w:val="Compact"/>
-            </w:pPr>
-            <w:r>
-              <w:t xml:space="preserve">9.1 Critical</w:t>
-            </w:r>
-          </w:p>
-        </w:tc>
-        <w:tc>
-          <w:tcPr/>
-          <w:p>
-            <w:pPr>
-              <w:pStyle w:val="Compact"/>
-            </w:pPr>
-            <w:r>
-              <w:t xml:space="preserve">Medium</w:t>
-            </w:r>
-          </w:p>
-        </w:tc>
-        <w:tc>
-          <w:tcPr/>
-          <w:p>
-            <w:pPr>
-              <w:pStyle w:val="Compact"/>
-            </w:pPr>
-            <w:r>
-              <w:t xml:space="preserve">2wk</w:t>
+              <w:t xml:space="preserve">3wk</w:t>
             </w:r>
           </w:p>
         </w:tc>
